--- a/video-film-editing/output/07 3.4b Soalan Penilaian Pengetahuan/Core Abilities L1-L3 (format JPK)/SOALAN-CA-07 Z-009-2-2015 CA03 SOALAN PENILAIAN WORK PLACE CULTURE BEHAVIOUR (IT-072).docx
+++ b/video-film-editing/output/07 3.4b Soalan Penilaian Pengetahuan/Core Abilities L1-L3 (format JPK)/SOALAN-CA-07 Z-009-2-2015 CA03 SOALAN PENILAIAN WORK PLACE CULTURE BEHAVIOUR (IT-072).docx
@@ -1222,7 +1222,7 @@
           <w:between w:space="0" w:sz="0" w:val="nil"/>
         </w:pBdr>
         <w:shd w:fill="auto" w:val="clear"/>
-        <w:spacing w:after="0" w:before="0" w:line="240" w:lineRule="auto"/>
+        <w:spacing w:after="120" w:before="0" w:line="276" w:lineRule="auto"/>
         <w:ind w:left="151.2000274658203" w:right="0" w:firstLine="0"/>
         <w:jc w:val="left"/>
         <w:rPr>
@@ -1242,12 +1242,12 @@
       <w:r>
         <w:rPr>
           <w:rFonts w:ascii="Arial" w:cs="Arial" w:eastAsia="Arial" w:hAnsi="Arial"/>
-          <w:b w:val="1"/>
+          <w:b/>
           <w:i w:val="0"/>
           <w:smallCaps w:val="0"/>
           <w:strike w:val="0"/>
           <w:color w:val="000000"/>
-          <w:sz w:val="24"/>
+          <w:sz w:val="22"/>
           <w:szCs w:val="24"/>
           <w:u w:val="none"/>
           <w:shd w:fill="auto" w:val="clear"/>
@@ -1271,7 +1271,7 @@
           <w:between w:space="0" w:sz="0" w:val="nil"/>
         </w:pBdr>
         <w:shd w:fill="auto" w:val="clear"/>
-        <w:spacing w:after="0" w:before="238.3197021484375" w:line="345.1120662689209" w:lineRule="auto"/>
+        <w:spacing w:after="120" w:before="238.3197021484375" w:line="276" w:lineRule="auto"/>
         <w:ind w:left="152.63999938964844" w:right="573.28125" w:firstLine="18.000030517578125"/>
         <w:jc w:val="left"/>
         <w:rPr>
@@ -1296,7 +1296,7 @@
           <w:smallCaps w:val="0"/>
           <w:strike w:val="0"/>
           <w:color w:val="000000"/>
-          <w:sz w:val="24"/>
+          <w:sz w:val="22"/>
           <w:szCs w:val="24"/>
           <w:u w:val="none"/>
           <w:shd w:fill="auto" w:val="clear"/>
@@ -1320,7 +1320,7 @@
           <w:between w:space="0" w:sz="0" w:val="nil"/>
         </w:pBdr>
         <w:shd w:fill="auto" w:val="clear"/>
-        <w:spacing w:after="0" w:before="27.607421875" w:line="345.86108207702637" w:lineRule="auto"/>
+        <w:spacing w:after="120" w:before="27.607421875" w:line="276" w:lineRule="auto"/>
         <w:ind w:left="860.8799743652344" w:right="1016.8011474609375" w:hanging="708.4799957275391"/>
         <w:jc w:val="left"/>
         <w:rPr>
@@ -1345,7 +1345,7 @@
           <w:smallCaps w:val="0"/>
           <w:strike w:val="0"/>
           <w:color w:val="000000"/>
-          <w:sz w:val="24"/>
+          <w:sz w:val="22"/>
           <w:szCs w:val="24"/>
           <w:u w:val="none"/>
           <w:shd w:fill="auto" w:val="clear"/>
@@ -1369,7 +1369,7 @@
           <w:between w:space="0" w:sz="0" w:val="nil"/>
         </w:pBdr>
         <w:shd w:fill="auto" w:val="clear"/>
-        <w:spacing w:after="0" w:before="26.859130859375" w:line="240" w:lineRule="auto"/>
+        <w:spacing w:after="120" w:before="26.859130859375" w:line="276" w:lineRule="auto"/>
         <w:ind w:left="154.07997131347656" w:right="0" w:firstLine="0"/>
         <w:jc w:val="left"/>
         <w:rPr>
@@ -1394,7 +1394,7 @@
           <w:smallCaps w:val="0"/>
           <w:strike w:val="0"/>
           <w:color w:val="000000"/>
-          <w:sz w:val="24"/>
+          <w:sz w:val="22"/>
           <w:szCs w:val="24"/>
           <w:u w:val="none"/>
           <w:shd w:fill="auto" w:val="clear"/>
@@ -1418,7 +1418,7 @@
           <w:between w:space="0" w:sz="0" w:val="nil"/>
         </w:pBdr>
         <w:shd w:fill="auto" w:val="clear"/>
-        <w:spacing w:after="0" w:before="135.11993408203125" w:line="240" w:lineRule="auto"/>
+        <w:spacing w:after="120" w:before="135.11993408203125" w:line="276" w:lineRule="auto"/>
         <w:ind w:left="155.52001953125" w:right="0" w:firstLine="0"/>
         <w:jc w:val="left"/>
         <w:rPr>
@@ -1443,7 +1443,7 @@
           <w:smallCaps w:val="0"/>
           <w:strike w:val="0"/>
           <w:color w:val="000000"/>
-          <w:sz w:val="24"/>
+          <w:sz w:val="22"/>
           <w:szCs w:val="24"/>
           <w:u w:val="none"/>
           <w:shd w:fill="auto" w:val="clear"/>
@@ -1467,9 +1467,9 @@
           <w:between w:space="0" w:sz="0" w:val="nil"/>
         </w:pBdr>
         <w:shd w:fill="auto" w:val="clear"/>
-        <w:spacing w:after="0" w:before="651.1199951171875" w:line="240" w:lineRule="auto"/>
+        <w:spacing w:after="120" w:before="651.1199951171875" w:line="276" w:lineRule="auto"/>
         <w:ind w:left="0" w:right="624.44091796875" w:firstLine="0"/>
-        <w:jc w:val="right"/>
+        <w:jc w:val="left"/>
         <w:rPr>
           <w:rFonts w:ascii="Arial" w:cs="Arial" w:eastAsia="Arial" w:hAnsi="Arial"/>
           <w:b w:val="1"/>
@@ -1485,909 +1485,1705 @@
         </w:rPr>
       </w:pPr>
       <w:r>
-        <w:t>KERTAS PENILAIAN INI MENGANDUNGI ...5.... MUKA SURAT BERCETAK</w:t>
-      </w:r>
-    </w:p>
-    <w:p>
-      <w:r>
-        <w:rPr>
-          <w:b w:val="0"/>
+        <w:rPr>
+          <w:rFonts w:ascii="Arial" w:hAnsi="Arial" w:cs="Arial"/>
+          <w:color w:val="000000"/>
+          <w:sz w:val="22"/>
+        </w:rPr>
+        <w:t>KERTAS PENILAIAN INI MENGANDUNGI ...06.... MUKA SURAT BERCETAK</w:t>
+      </w:r>
+    </w:p>
+    <w:p>
+      <w:pPr>
+        <w:spacing w:line="276" w:lineRule="auto" w:after="120"/>
+        <w:jc w:val="left"/>
+      </w:pPr>
+      <w:r>
+        <w:rPr>
+          <w:rFonts w:ascii="Arial" w:hAnsi="Arial" w:cs="Arial"/>
+          <w:b w:val="0"/>
+          <w:color w:val="000000"/>
+          <w:sz w:val="22"/>
         </w:rPr>
         <w:t>1. Dalam sebuah studio penyuntingan video dengan krew berbilang kaum, apakah perbezaan paling tepat antara "adat" dan "budaya"?</w:t>
       </w:r>
     </w:p>
     <w:p>
-      <w:r>
-        <w:rPr>
-          <w:b w:val="0"/>
+      <w:pPr>
+        <w:spacing w:line="276" w:lineRule="auto" w:after="120"/>
+        <w:jc w:val="left"/>
+      </w:pPr>
+      <w:r>
+        <w:rPr>
+          <w:rFonts w:ascii="Arial" w:hAnsi="Arial" w:cs="Arial"/>
+          <w:b w:val="0"/>
+          <w:color w:val="000000"/>
+          <w:sz w:val="22"/>
         </w:rPr>
         <w:t>A. Adat dan budaya adalah perkataan yang sama maksudnya.</w:t>
       </w:r>
     </w:p>
     <w:p>
-      <w:r>
-        <w:rPr>
-          <w:b w:val="0"/>
+      <w:pPr>
+        <w:spacing w:line="276" w:lineRule="auto" w:after="120"/>
+        <w:jc w:val="left"/>
+      </w:pPr>
+      <w:r>
+        <w:rPr>
+          <w:rFonts w:ascii="Arial" w:hAnsi="Arial" w:cs="Arial"/>
+          <w:b w:val="0"/>
+          <w:color w:val="000000"/>
+          <w:sz w:val="22"/>
         </w:rPr>
         <w:t>B. Adat lebih menekankan amalan, budaya lebih kepada idea dan cara hidup sesuatu kumpulan.</w:t>
       </w:r>
     </w:p>
     <w:p>
-      <w:r>
-        <w:rPr>
-          <w:b w:val="0"/>
+      <w:pPr>
+        <w:spacing w:line="276" w:lineRule="auto" w:after="120"/>
+        <w:jc w:val="left"/>
+      </w:pPr>
+      <w:r>
+        <w:rPr>
+          <w:rFonts w:ascii="Arial" w:hAnsi="Arial" w:cs="Arial"/>
+          <w:b w:val="0"/>
+          <w:color w:val="000000"/>
+          <w:sz w:val="22"/>
         </w:rPr>
         <w:t>C. Adat hanya wujud dalam agama, budaya hanya wujud dalam syarikat.</w:t>
       </w:r>
     </w:p>
     <w:p>
-      <w:r>
-        <w:rPr>
-          <w:b w:val="0"/>
+      <w:pPr>
+        <w:spacing w:line="276" w:lineRule="auto" w:after="120"/>
+        <w:jc w:val="left"/>
+      </w:pPr>
+      <w:r>
+        <w:rPr>
+          <w:rFonts w:ascii="Arial" w:hAnsi="Arial" w:cs="Arial"/>
+          <w:b w:val="0"/>
+          <w:color w:val="000000"/>
+          <w:sz w:val="22"/>
         </w:rPr>
         <w:t>D. Adat ditetapkan oleh kerajaan, budaya ditetapkan oleh majikan.</w:t>
       </w:r>
     </w:p>
     <w:p>
-      <w:r>
-        <w:rPr>
-          <w:b w:val="0"/>
+      <w:pPr>
+        <w:spacing w:line="276" w:lineRule="auto" w:after="120"/>
+        <w:jc w:val="left"/>
+      </w:pPr>
+      <w:r>
+        <w:rPr>
+          <w:rFonts w:ascii="Arial" w:hAnsi="Arial" w:cs="Arial"/>
+          <w:b w:val="0"/>
+          <w:color w:val="000000"/>
+          <w:sz w:val="22"/>
         </w:rPr>
         <w:t>2. Seorang editor Muslim memerlukan waktu rehat solat semasa sesi editing marathon menjelang tarikh tayangan. Ini adalah contoh keperluan berkaitan:</w:t>
       </w:r>
     </w:p>
     <w:p>
-      <w:r>
-        <w:rPr>
-          <w:b w:val="0"/>
+      <w:pPr>
+        <w:spacing w:line="276" w:lineRule="auto" w:after="120"/>
+        <w:jc w:val="left"/>
+      </w:pPr>
+      <w:r>
+        <w:rPr>
+          <w:rFonts w:ascii="Arial" w:hAnsi="Arial" w:cs="Arial"/>
+          <w:b w:val="0"/>
+          <w:color w:val="000000"/>
+          <w:sz w:val="22"/>
         </w:rPr>
         <w:t>A. Kod pakaian syarikat.</w:t>
       </w:r>
     </w:p>
     <w:p>
-      <w:r>
-        <w:rPr>
-          <w:b w:val="0"/>
+      <w:pPr>
+        <w:spacing w:line="276" w:lineRule="auto" w:after="120"/>
+        <w:jc w:val="left"/>
+      </w:pPr>
+      <w:r>
+        <w:rPr>
+          <w:rFonts w:ascii="Arial" w:hAnsi="Arial" w:cs="Arial"/>
+          <w:b w:val="0"/>
+          <w:color w:val="000000"/>
+          <w:sz w:val="22"/>
         </w:rPr>
         <w:t>B. Amalan agama/kepercayaan.</w:t>
       </w:r>
     </w:p>
     <w:p>
-      <w:r>
-        <w:rPr>
-          <w:b w:val="0"/>
+      <w:pPr>
+        <w:spacing w:line="276" w:lineRule="auto" w:after="120"/>
+        <w:jc w:val="left"/>
+      </w:pPr>
+      <w:r>
+        <w:rPr>
+          <w:rFonts w:ascii="Arial" w:hAnsi="Arial" w:cs="Arial"/>
+          <w:b w:val="0"/>
+          <w:color w:val="000000"/>
+          <w:sz w:val="22"/>
         </w:rPr>
         <w:t>C. Dasar tatatertib pekerja.</w:t>
       </w:r>
     </w:p>
     <w:p>
-      <w:r>
-        <w:rPr>
-          <w:b w:val="0"/>
+      <w:pPr>
+        <w:spacing w:line="276" w:lineRule="auto" w:after="120"/>
+        <w:jc w:val="left"/>
+      </w:pPr>
+      <w:r>
+        <w:rPr>
+          <w:rFonts w:ascii="Arial" w:hAnsi="Arial" w:cs="Arial"/>
+          <w:b w:val="0"/>
+          <w:color w:val="000000"/>
+          <w:sz w:val="22"/>
         </w:rPr>
         <w:t>D. Prosedur keselamatan storan.</w:t>
       </w:r>
     </w:p>
     <w:p>
-      <w:r>
-        <w:rPr>
-          <w:b w:val="0"/>
+      <w:pPr>
+        <w:spacing w:line="276" w:lineRule="auto" w:after="120"/>
+        <w:jc w:val="left"/>
+      </w:pPr>
+      <w:r>
+        <w:rPr>
+          <w:rFonts w:ascii="Arial" w:hAnsi="Arial" w:cs="Arial"/>
+          <w:b w:val="0"/>
+          <w:color w:val="000000"/>
+          <w:sz w:val="22"/>
         </w:rPr>
         <w:t>3. Apakah kesan budaya tempat kerja yang menggalakkan perkongsian project file dan timeline dalam kalangan krew editing?</w:t>
       </w:r>
     </w:p>
     <w:p>
-      <w:r>
-        <w:rPr>
-          <w:b w:val="0"/>
+      <w:pPr>
+        <w:spacing w:line="276" w:lineRule="auto" w:after="120"/>
+        <w:jc w:val="left"/>
+      </w:pPr>
+      <w:r>
+        <w:rPr>
+          <w:rFonts w:ascii="Arial" w:hAnsi="Arial" w:cs="Arial"/>
+          <w:b w:val="0"/>
+          <w:color w:val="000000"/>
+          <w:sz w:val="22"/>
         </w:rPr>
         <w:t>A. Meningkatkan kos penyelenggaraan storan.</w:t>
       </w:r>
     </w:p>
     <w:p>
-      <w:r>
-        <w:rPr>
-          <w:b w:val="0"/>
+      <w:pPr>
+        <w:spacing w:line="276" w:lineRule="auto" w:after="120"/>
+        <w:jc w:val="left"/>
+      </w:pPr>
+      <w:r>
+        <w:rPr>
+          <w:rFonts w:ascii="Arial" w:hAnsi="Arial" w:cs="Arial"/>
+          <w:b w:val="0"/>
+          <w:color w:val="000000"/>
+          <w:sz w:val="22"/>
         </w:rPr>
         <w:t>B. Memupuk semangat kerja berpasukan dan mempercepatkan kerja.</w:t>
       </w:r>
     </w:p>
     <w:p>
-      <w:r>
-        <w:rPr>
-          <w:b w:val="0"/>
+      <w:pPr>
+        <w:spacing w:line="276" w:lineRule="auto" w:after="120"/>
+        <w:jc w:val="left"/>
+      </w:pPr>
+      <w:r>
+        <w:rPr>
+          <w:rFonts w:ascii="Arial" w:hAnsi="Arial" w:cs="Arial"/>
+          <w:b w:val="0"/>
+          <w:color w:val="000000"/>
+          <w:sz w:val="22"/>
         </w:rPr>
         <w:t>C. Menyebabkan kekeliruan versi fail sahaja.</w:t>
       </w:r>
     </w:p>
     <w:p>
-      <w:r>
-        <w:rPr>
-          <w:b w:val="0"/>
+      <w:pPr>
+        <w:spacing w:line="276" w:lineRule="auto" w:after="120"/>
+        <w:jc w:val="left"/>
+      </w:pPr>
+      <w:r>
+        <w:rPr>
+          <w:rFonts w:ascii="Arial" w:hAnsi="Arial" w:cs="Arial"/>
+          <w:b w:val="0"/>
+          <w:color w:val="000000"/>
+          <w:sz w:val="22"/>
         </w:rPr>
         <w:t>D. Tiada kesan kepada produktiviti.</w:t>
       </w:r>
     </w:p>
     <w:p>
-      <w:r>
-        <w:rPr>
-          <w:b w:val="0"/>
+      <w:pPr>
+        <w:spacing w:line="276" w:lineRule="auto" w:after="120"/>
+        <w:jc w:val="left"/>
+      </w:pPr>
+      <w:r>
+        <w:rPr>
+          <w:rFonts w:ascii="Arial" w:hAnsi="Arial" w:cs="Arial"/>
+          <w:b w:val="0"/>
+          <w:color w:val="000000"/>
+          <w:sz w:val="22"/>
         </w:rPr>
         <w:t>4. Semasa sesi review dengan klien, seorang ahli krew melontarkan jenaka bernada seksis kepada rakan sekerja dan rakan tersebut kelihatan tidak selesa. Mengikut prosedur menangani isu sensitiviti tempat kerja, apakah tindakan paling tepat yang perlu diambil oleh Producer?</w:t>
       </w:r>
     </w:p>
     <w:p>
-      <w:r>
-        <w:rPr>
-          <w:b w:val="0"/>
+      <w:pPr>
+        <w:spacing w:line="276" w:lineRule="auto" w:after="120"/>
+        <w:jc w:val="left"/>
+      </w:pPr>
+      <w:r>
+        <w:rPr>
+          <w:rFonts w:ascii="Arial" w:hAnsi="Arial" w:cs="Arial"/>
+          <w:b w:val="0"/>
+          <w:color w:val="000000"/>
+          <w:sz w:val="22"/>
         </w:rPr>
         <w:t>A. Abaikan kerana ia hanya jenaka biasa dalam industri kreatif.</w:t>
       </w:r>
     </w:p>
     <w:p>
-      <w:r>
-        <w:rPr>
-          <w:b w:val="0"/>
+      <w:pPr>
+        <w:spacing w:line="276" w:lineRule="auto" w:after="120"/>
+        <w:jc w:val="left"/>
+      </w:pPr>
+      <w:r>
+        <w:rPr>
+          <w:rFonts w:ascii="Arial" w:hAnsi="Arial" w:cs="Arial"/>
+          <w:b w:val="0"/>
+          <w:color w:val="000000"/>
+          <w:sz w:val="22"/>
         </w:rPr>
         <w:t>B. Tunggu sehingga rakan yang terasa membuat aduan bertulis dahulu sebelum bertindak.</w:t>
       </w:r>
     </w:p>
     <w:p>
-      <w:r>
-        <w:rPr>
-          <w:b w:val="0"/>
+      <w:pPr>
+        <w:spacing w:line="276" w:lineRule="auto" w:after="120"/>
+        <w:jc w:val="left"/>
+      </w:pPr>
+      <w:r>
+        <w:rPr>
+          <w:rFonts w:ascii="Arial" w:hAnsi="Arial" w:cs="Arial"/>
+          <w:b w:val="0"/>
+          <w:color w:val="000000"/>
+          <w:sz w:val="22"/>
         </w:rPr>
         <w:t>C. Ambil tindakan segera mengikut dasar tatatertib syarikat dan pastikan latihan sensitiviti diberikan bagi mengelakkan ulangan.</w:t>
       </w:r>
     </w:p>
     <w:p>
-      <w:r>
-        <w:rPr>
-          <w:b w:val="0"/>
+      <w:pPr>
+        <w:spacing w:line="276" w:lineRule="auto" w:after="120"/>
+        <w:jc w:val="left"/>
+      </w:pPr>
+      <w:r>
+        <w:rPr>
+          <w:rFonts w:ascii="Arial" w:hAnsi="Arial" w:cs="Arial"/>
+          <w:b w:val="0"/>
+          <w:color w:val="000000"/>
+          <w:sz w:val="22"/>
         </w:rPr>
         <w:t>D. Pindahkan rakan yang terasa ke projek lain tanpa menangani punca masalah.</w:t>
       </w:r>
     </w:p>
     <w:p>
-      <w:r>
-        <w:rPr>
-          <w:b w:val="0"/>
+      <w:pPr>
+        <w:spacing w:line="276" w:lineRule="auto" w:after="120"/>
+        <w:jc w:val="left"/>
+      </w:pPr>
+      <w:r>
+        <w:rPr>
+          <w:rFonts w:ascii="Arial" w:hAnsi="Arial" w:cs="Arial"/>
+          <w:b w:val="0"/>
+          <w:color w:val="000000"/>
+          <w:sz w:val="22"/>
         </w:rPr>
         <w:t>5. Semasa sesi review, editor perlu peka kepada kerutan dahi Director sebagai satu bentuk:</w:t>
       </w:r>
     </w:p>
     <w:p>
-      <w:r>
-        <w:rPr>
-          <w:b w:val="0"/>
+      <w:pPr>
+        <w:spacing w:line="276" w:lineRule="auto" w:after="120"/>
+        <w:jc w:val="left"/>
+      </w:pPr>
+      <w:r>
+        <w:rPr>
+          <w:rFonts w:ascii="Arial" w:hAnsi="Arial" w:cs="Arial"/>
+          <w:b w:val="0"/>
+          <w:color w:val="000000"/>
+          <w:sz w:val="22"/>
         </w:rPr>
         <w:t>A. Komunikasi lisan.</w:t>
       </w:r>
     </w:p>
     <w:p>
-      <w:r>
-        <w:rPr>
-          <w:b w:val="0"/>
+      <w:pPr>
+        <w:spacing w:line="276" w:lineRule="auto" w:after="120"/>
+        <w:jc w:val="left"/>
+      </w:pPr>
+      <w:r>
+        <w:rPr>
+          <w:rFonts w:ascii="Arial" w:hAnsi="Arial" w:cs="Arial"/>
+          <w:b w:val="0"/>
+          <w:color w:val="000000"/>
+          <w:sz w:val="22"/>
         </w:rPr>
         <w:t>B. Komunikasi bertulis.</w:t>
       </w:r>
     </w:p>
     <w:p>
-      <w:r>
-        <w:rPr>
-          <w:b w:val="0"/>
+      <w:pPr>
+        <w:spacing w:line="276" w:lineRule="auto" w:after="120"/>
+        <w:jc w:val="left"/>
+      </w:pPr>
+      <w:r>
+        <w:rPr>
+          <w:rFonts w:ascii="Arial" w:hAnsi="Arial" w:cs="Arial"/>
+          <w:b w:val="0"/>
+          <w:color w:val="000000"/>
+          <w:sz w:val="22"/>
         </w:rPr>
         <w:t>C. Komunikasi bukan lisan.</w:t>
       </w:r>
     </w:p>
     <w:p>
-      <w:r>
-        <w:rPr>
-          <w:b w:val="0"/>
+      <w:pPr>
+        <w:spacing w:line="276" w:lineRule="auto" w:after="120"/>
+        <w:jc w:val="left"/>
+      </w:pPr>
+      <w:r>
+        <w:rPr>
+          <w:rFonts w:ascii="Arial" w:hAnsi="Arial" w:cs="Arial"/>
+          <w:b w:val="0"/>
+          <w:color w:val="000000"/>
+          <w:sz w:val="22"/>
         </w:rPr>
         <w:t>D. Arahan rasmi bertulis.</w:t>
       </w:r>
     </w:p>
     <w:p>
-      <w:r>
-        <w:rPr>
-          <w:b w:val="0"/>
+      <w:pPr>
+        <w:spacing w:line="276" w:lineRule="auto" w:after="120"/>
+        <w:jc w:val="left"/>
+      </w:pPr>
+      <w:r>
+        <w:rPr>
+          <w:rFonts w:ascii="Arial" w:hAnsi="Arial" w:cs="Arial"/>
+          <w:b w:val="0"/>
+          <w:color w:val="000000"/>
+          <w:sz w:val="22"/>
         </w:rPr>
         <w:t>6. Apakah kesan salah tafsir arahan klien tentang "tarikh Jumaat" (minggu ini berbanding minggu depan) terhadap penghantaran final master?</w:t>
       </w:r>
     </w:p>
     <w:p>
-      <w:r>
-        <w:rPr>
-          <w:b w:val="0"/>
+      <w:pPr>
+        <w:spacing w:before="120" w:after="120" w:line="276" w:lineRule="auto"/>
+        <w:jc w:val="left"/>
+      </w:pPr>
+      <w:r>
+        <w:rPr>
+          <w:rFonts w:ascii="Arial" w:hAnsi="Arial" w:cs="Arial"/>
+          <w:b/>
+          <w:color w:val="000000"/>
+          <w:sz w:val="24"/>
         </w:rPr>
         <w:t>I. Menyebabkan penghantaran terlewat.</w:t>
       </w:r>
     </w:p>
     <w:p>
-      <w:r>
-        <w:rPr>
-          <w:b w:val="0"/>
+      <w:pPr>
+        <w:spacing w:before="120" w:after="120" w:line="276" w:lineRule="auto"/>
+        <w:jc w:val="left"/>
+      </w:pPr>
+      <w:r>
+        <w:rPr>
+          <w:rFonts w:ascii="Arial" w:hAnsi="Arial" w:cs="Arial"/>
+          <w:b/>
+          <w:color w:val="000000"/>
+          <w:sz w:val="24"/>
         </w:rPr>
         <w:t>II. Meningkatkan kepuasan klien.</w:t>
       </w:r>
     </w:p>
     <w:p>
-      <w:r>
-        <w:rPr>
-          <w:b w:val="0"/>
+      <w:pPr>
+        <w:spacing w:before="120" w:after="120" w:line="276" w:lineRule="auto"/>
+        <w:jc w:val="left"/>
+      </w:pPr>
+      <w:r>
+        <w:rPr>
+          <w:rFonts w:ascii="Arial" w:hAnsi="Arial" w:cs="Arial"/>
+          <w:b/>
+          <w:color w:val="000000"/>
+          <w:sz w:val="24"/>
         </w:rPr>
         <w:t>III. Boleh dielakkan dengan pengesahan bertulis.</w:t>
       </w:r>
     </w:p>
     <w:p>
-      <w:r>
-        <w:rPr>
-          <w:b w:val="0"/>
+      <w:pPr>
+        <w:spacing w:before="120" w:after="120" w:line="276" w:lineRule="auto"/>
+        <w:jc w:val="left"/>
+      </w:pPr>
+      <w:r>
+        <w:rPr>
+          <w:rFonts w:ascii="Arial" w:hAnsi="Arial" w:cs="Arial"/>
+          <w:b/>
+          <w:color w:val="000000"/>
+          <w:sz w:val="24"/>
         </w:rPr>
         <w:t>IV. Tidak memberi sebarang kesan kepada projek.</w:t>
       </w:r>
     </w:p>
     <w:p>
-      <w:r>
-        <w:rPr>
-          <w:b w:val="0"/>
+      <w:pPr>
+        <w:spacing w:line="276" w:lineRule="auto" w:after="120"/>
+        <w:jc w:val="left"/>
+      </w:pPr>
+      <w:r>
+        <w:rPr>
+          <w:rFonts w:ascii="Arial" w:hAnsi="Arial" w:cs="Arial"/>
+          <w:b w:val="0"/>
+          <w:color w:val="000000"/>
+          <w:sz w:val="22"/>
         </w:rPr>
         <w:t>A. I dan III sahaja.</w:t>
       </w:r>
     </w:p>
     <w:p>
-      <w:r>
-        <w:rPr>
-          <w:b w:val="0"/>
+      <w:pPr>
+        <w:spacing w:line="276" w:lineRule="auto" w:after="120"/>
+        <w:jc w:val="left"/>
+      </w:pPr>
+      <w:r>
+        <w:rPr>
+          <w:rFonts w:ascii="Arial" w:hAnsi="Arial" w:cs="Arial"/>
+          <w:b w:val="0"/>
+          <w:color w:val="000000"/>
+          <w:sz w:val="22"/>
         </w:rPr>
         <w:t>B. II dan IV sahaja.</w:t>
       </w:r>
     </w:p>
     <w:p>
-      <w:r>
-        <w:rPr>
-          <w:b w:val="0"/>
+      <w:pPr>
+        <w:spacing w:line="276" w:lineRule="auto" w:after="120"/>
+        <w:jc w:val="left"/>
+      </w:pPr>
+      <w:r>
+        <w:rPr>
+          <w:rFonts w:ascii="Arial" w:hAnsi="Arial" w:cs="Arial"/>
+          <w:b w:val="0"/>
+          <w:color w:val="000000"/>
+          <w:sz w:val="22"/>
         </w:rPr>
         <w:t>C. I, II dan III.</w:t>
       </w:r>
     </w:p>
     <w:p>
-      <w:r>
-        <w:rPr>
-          <w:b w:val="0"/>
+      <w:pPr>
+        <w:spacing w:line="276" w:lineRule="auto" w:after="120"/>
+        <w:jc w:val="left"/>
+      </w:pPr>
+      <w:r>
+        <w:rPr>
+          <w:rFonts w:ascii="Arial" w:hAnsi="Arial" w:cs="Arial"/>
+          <w:b w:val="0"/>
+          <w:color w:val="000000"/>
+          <w:sz w:val="22"/>
         </w:rPr>
         <w:t>D. I, III dan IV.</w:t>
       </w:r>
     </w:p>
     <w:p>
-      <w:r>
-        <w:rPr>
-          <w:b w:val="0"/>
+      <w:pPr>
+        <w:spacing w:line="276" w:lineRule="auto" w:after="120"/>
+        <w:jc w:val="left"/>
+      </w:pPr>
+      <w:r>
+        <w:rPr>
+          <w:rFonts w:ascii="Arial" w:hAnsi="Arial" w:cs="Arial"/>
+          <w:b w:val="0"/>
+          <w:color w:val="000000"/>
+          <w:sz w:val="22"/>
         </w:rPr>
         <w:t>7. Semasa media footage rosak (corrupted media) sejam sebelum sesi review klien, tindakan pertama yang paling sesuai bagi editor ialah:</w:t>
       </w:r>
     </w:p>
     <w:p>
-      <w:r>
-        <w:rPr>
-          <w:b w:val="0"/>
+      <w:pPr>
+        <w:spacing w:line="276" w:lineRule="auto" w:after="120"/>
+        <w:jc w:val="left"/>
+      </w:pPr>
+      <w:r>
+        <w:rPr>
+          <w:rFonts w:ascii="Arial" w:hAnsi="Arial" w:cs="Arial"/>
+          <w:b w:val="0"/>
+          <w:color w:val="000000"/>
+          <w:sz w:val="22"/>
         </w:rPr>
         <w:t>A. Membatalkan sesi review tanpa memberitahu Producer.</w:t>
       </w:r>
     </w:p>
     <w:p>
-      <w:r>
-        <w:rPr>
-          <w:b w:val="0"/>
+      <w:pPr>
+        <w:spacing w:line="276" w:lineRule="auto" w:after="120"/>
+        <w:jc w:val="left"/>
+      </w:pPr>
+      <w:r>
+        <w:rPr>
+          <w:rFonts w:ascii="Arial" w:hAnsi="Arial" w:cs="Arial"/>
+          <w:b w:val="0"/>
+          <w:color w:val="000000"/>
+          <w:sz w:val="22"/>
         </w:rPr>
         <w:t>B. Memuat semula daripada backup terkini dan memaklumkan Producer.</w:t>
       </w:r>
     </w:p>
     <w:p>
-      <w:r>
-        <w:rPr>
-          <w:b w:val="0"/>
+      <w:pPr>
+        <w:spacing w:line="276" w:lineRule="auto" w:after="120"/>
+        <w:jc w:val="left"/>
+      </w:pPr>
+      <w:r>
+        <w:rPr>
+          <w:rFonts w:ascii="Arial" w:hAnsi="Arial" w:cs="Arial"/>
+          <w:b w:val="0"/>
+          <w:color w:val="000000"/>
+          <w:sz w:val="22"/>
         </w:rPr>
         <w:t>C. Menunggu klien bertanya sebelum bertindak.</w:t>
       </w:r>
     </w:p>
     <w:p>
-      <w:r>
-        <w:rPr>
-          <w:b w:val="0"/>
+      <w:pPr>
+        <w:spacing w:line="276" w:lineRule="auto" w:after="120"/>
+        <w:jc w:val="left"/>
+      </w:pPr>
+      <w:r>
+        <w:rPr>
+          <w:rFonts w:ascii="Arial" w:hAnsi="Arial" w:cs="Arial"/>
+          <w:b w:val="0"/>
+          <w:color w:val="000000"/>
+          <w:sz w:val="22"/>
         </w:rPr>
         <w:t>D. Memformat semula kad memori serta-merta.</w:t>
       </w:r>
     </w:p>
     <w:p>
-      <w:r>
-        <w:rPr>
-          <w:b w:val="0"/>
+      <w:pPr>
+        <w:spacing w:line="276" w:lineRule="auto" w:after="120"/>
+        <w:jc w:val="left"/>
+      </w:pPr>
+      <w:r>
+        <w:rPr>
+          <w:rFonts w:ascii="Arial" w:hAnsi="Arial" w:cs="Arial"/>
+          <w:b w:val="0"/>
+          <w:color w:val="000000"/>
+          <w:sz w:val="22"/>
         </w:rPr>
         <w:t>8. SOP backup footage yang mewajibkan salinan ke dua storan berasingan sebelum kad memori diformat semula bertujuan:</w:t>
       </w:r>
     </w:p>
     <w:p>
-      <w:r>
-        <w:rPr>
-          <w:b w:val="0"/>
+      <w:pPr>
+        <w:spacing w:line="276" w:lineRule="auto" w:after="120"/>
+        <w:jc w:val="left"/>
+      </w:pPr>
+      <w:r>
+        <w:rPr>
+          <w:rFonts w:ascii="Arial" w:hAnsi="Arial" w:cs="Arial"/>
+          <w:b w:val="0"/>
+          <w:color w:val="000000"/>
+          <w:sz w:val="22"/>
         </w:rPr>
         <w:t>A. Menjimatkan kos storan.</w:t>
       </w:r>
     </w:p>
     <w:p>
-      <w:r>
-        <w:rPr>
-          <w:b w:val="0"/>
+      <w:pPr>
+        <w:spacing w:line="276" w:lineRule="auto" w:after="120"/>
+        <w:jc w:val="left"/>
+      </w:pPr>
+      <w:r>
+        <w:rPr>
+          <w:rFonts w:ascii="Arial" w:hAnsi="Arial" w:cs="Arial"/>
+          <w:b w:val="0"/>
+          <w:color w:val="000000"/>
+          <w:sz w:val="22"/>
         </w:rPr>
         <w:t>B. Memastikan konsistensi dan mengelakkan kehilangan data walau siapa editor yang mengendalikan.</w:t>
       </w:r>
     </w:p>
     <w:p>
-      <w:r>
-        <w:rPr>
-          <w:b w:val="0"/>
+      <w:pPr>
+        <w:spacing w:line="276" w:lineRule="auto" w:after="120"/>
+        <w:jc w:val="left"/>
+      </w:pPr>
+      <w:r>
+        <w:rPr>
+          <w:rFonts w:ascii="Arial" w:hAnsi="Arial" w:cs="Arial"/>
+          <w:b w:val="0"/>
+          <w:color w:val="000000"/>
+          <w:sz w:val="22"/>
         </w:rPr>
         <w:t>C. Memenuhi keperluan pemasaran klien.</w:t>
       </w:r>
     </w:p>
     <w:p>
-      <w:r>
-        <w:rPr>
-          <w:b w:val="0"/>
+      <w:pPr>
+        <w:spacing w:line="276" w:lineRule="auto" w:after="120"/>
+        <w:jc w:val="left"/>
+      </w:pPr>
+      <w:r>
+        <w:rPr>
+          <w:rFonts w:ascii="Arial" w:hAnsi="Arial" w:cs="Arial"/>
+          <w:b w:val="0"/>
+          <w:color w:val="000000"/>
+          <w:sz w:val="22"/>
         </w:rPr>
         <w:t>D. Mempercepatkan proses rendering.</w:t>
       </w:r>
     </w:p>
     <w:p>
-      <w:r>
-        <w:rPr>
-          <w:b w:val="0"/>
+      <w:pPr>
+        <w:spacing w:line="276" w:lineRule="auto" w:after="120"/>
+        <w:jc w:val="left"/>
+      </w:pPr>
+      <w:r>
+        <w:rPr>
+          <w:rFonts w:ascii="Arial" w:hAnsi="Arial" w:cs="Arial"/>
+          <w:b w:val="0"/>
+          <w:color w:val="000000"/>
+          <w:sz w:val="22"/>
         </w:rPr>
         <w:t>9. Apakah dua ciri sepunya yang wujud pada setiap masalah menurut konsep penyelesaian masalah?</w:t>
       </w:r>
     </w:p>
     <w:p>
-      <w:r>
-        <w:rPr>
-          <w:b w:val="0"/>
+      <w:pPr>
+        <w:spacing w:line="276" w:lineRule="auto" w:after="120"/>
+        <w:jc w:val="left"/>
+      </w:pPr>
+      <w:r>
+        <w:rPr>
+          <w:rFonts w:ascii="Arial" w:hAnsi="Arial" w:cs="Arial"/>
+          <w:b w:val="0"/>
+          <w:color w:val="000000"/>
+          <w:sz w:val="22"/>
         </w:rPr>
         <w:t>A. Kos dan masa.</w:t>
       </w:r>
     </w:p>
     <w:p>
-      <w:r>
-        <w:rPr>
-          <w:b w:val="0"/>
+      <w:pPr>
+        <w:spacing w:line="276" w:lineRule="auto" w:after="120"/>
+        <w:jc w:val="left"/>
+      </w:pPr>
+      <w:r>
+        <w:rPr>
+          <w:rFonts w:ascii="Arial" w:hAnsi="Arial" w:cs="Arial"/>
+          <w:b w:val="0"/>
+          <w:color w:val="000000"/>
+          <w:sz w:val="22"/>
         </w:rPr>
         <w:t>B. Matlamat dan halangan.</w:t>
       </w:r>
     </w:p>
     <w:p>
-      <w:r>
-        <w:rPr>
-          <w:b w:val="0"/>
+      <w:pPr>
+        <w:spacing w:line="276" w:lineRule="auto" w:after="120"/>
+        <w:jc w:val="left"/>
+      </w:pPr>
+      <w:r>
+        <w:rPr>
+          <w:rFonts w:ascii="Arial" w:hAnsi="Arial" w:cs="Arial"/>
+          <w:b w:val="0"/>
+          <w:color w:val="000000"/>
+          <w:sz w:val="22"/>
         </w:rPr>
         <w:t>C. Klien dan editor.</w:t>
       </w:r>
     </w:p>
     <w:p>
-      <w:r>
-        <w:rPr>
-          <w:b w:val="0"/>
+      <w:pPr>
+        <w:spacing w:line="276" w:lineRule="auto" w:after="120"/>
+        <w:jc w:val="left"/>
+      </w:pPr>
+      <w:r>
+        <w:rPr>
+          <w:rFonts w:ascii="Arial" w:hAnsi="Arial" w:cs="Arial"/>
+          <w:b w:val="0"/>
+          <w:color w:val="000000"/>
+          <w:sz w:val="22"/>
         </w:rPr>
         <w:t>D. Peralatan dan bajet.</w:t>
       </w:r>
     </w:p>
     <w:p>
-      <w:r>
-        <w:rPr>
-          <w:b w:val="0"/>
+      <w:pPr>
+        <w:spacing w:line="276" w:lineRule="auto" w:after="120"/>
+        <w:jc w:val="left"/>
+      </w:pPr>
+      <w:r>
+        <w:rPr>
+          <w:rFonts w:ascii="Arial" w:hAnsi="Arial" w:cs="Arial"/>
+          <w:b w:val="0"/>
+          <w:color w:val="000000"/>
+          <w:sz w:val="22"/>
         </w:rPr>
         <w:t>10. Apabila klien membuat permintaan perubahan editorial last-minute menukar keseluruhan urutan timeline sehari sebelum penghantaran, langkah paling sesuai mengikut peringkat penyelesaian masalah ialah:</w:t>
       </w:r>
     </w:p>
     <w:p>
-      <w:r>
-        <w:rPr>
-          <w:b w:val="0"/>
+      <w:pPr>
+        <w:spacing w:before="120" w:after="120" w:line="276" w:lineRule="auto"/>
+        <w:jc w:val="left"/>
+      </w:pPr>
+      <w:r>
+        <w:rPr>
+          <w:rFonts w:ascii="Arial" w:hAnsi="Arial" w:cs="Arial"/>
+          <w:b/>
+          <w:color w:val="000000"/>
+          <w:sz w:val="24"/>
         </w:rPr>
         <w:t>I. Mengenal pasti sifat sebenar permintaan perubahan.</w:t>
       </w:r>
     </w:p>
     <w:p>
-      <w:r>
-        <w:rPr>
-          <w:b w:val="0"/>
+      <w:pPr>
+        <w:spacing w:before="120" w:after="120" w:line="276" w:lineRule="auto"/>
+        <w:jc w:val="left"/>
+      </w:pPr>
+      <w:r>
+        <w:rPr>
+          <w:rFonts w:ascii="Arial" w:hAnsi="Arial" w:cs="Arial"/>
+          <w:b/>
+          <w:color w:val="000000"/>
+          <w:sz w:val="24"/>
         </w:rPr>
         <w:t>II. Terus menolak permintaan tanpa perbincangan.</w:t>
       </w:r>
     </w:p>
     <w:p>
-      <w:r>
-        <w:rPr>
-          <w:b w:val="0"/>
+      <w:pPr>
+        <w:spacing w:before="120" w:after="120" w:line="276" w:lineRule="auto"/>
+        <w:jc w:val="left"/>
+      </w:pPr>
+      <w:r>
+        <w:rPr>
+          <w:rFonts w:ascii="Arial" w:hAnsi="Arial" w:cs="Arial"/>
+          <w:b/>
+          <w:color w:val="000000"/>
+          <w:sz w:val="24"/>
         </w:rPr>
         <w:t>III. Berbincang dengan Producer dan krew untuk mencari penyelesaian praktikal.</w:t>
       </w:r>
     </w:p>
     <w:p>
-      <w:r>
-        <w:rPr>
-          <w:b w:val="0"/>
+      <w:pPr>
+        <w:spacing w:before="120" w:after="120" w:line="276" w:lineRule="auto"/>
+        <w:jc w:val="left"/>
+      </w:pPr>
+      <w:r>
+        <w:rPr>
+          <w:rFonts w:ascii="Arial" w:hAnsi="Arial" w:cs="Arial"/>
+          <w:b/>
+          <w:color w:val="000000"/>
+          <w:sz w:val="24"/>
         </w:rPr>
         <w:t>IV. Membiarkan projek tergendala sehingga klien membuat keputusan sendiri.</w:t>
       </w:r>
     </w:p>
     <w:p>
-      <w:r>
-        <w:rPr>
-          <w:b w:val="0"/>
+      <w:pPr>
+        <w:spacing w:line="276" w:lineRule="auto" w:after="120"/>
+        <w:jc w:val="left"/>
+      </w:pPr>
+      <w:r>
+        <w:rPr>
+          <w:rFonts w:ascii="Arial" w:hAnsi="Arial" w:cs="Arial"/>
+          <w:b w:val="0"/>
+          <w:color w:val="000000"/>
+          <w:sz w:val="22"/>
         </w:rPr>
         <w:t>A. I dan III sahaja.</w:t>
       </w:r>
     </w:p>
     <w:p>
-      <w:r>
-        <w:rPr>
-          <w:b w:val="0"/>
+      <w:pPr>
+        <w:spacing w:line="276" w:lineRule="auto" w:after="120"/>
+        <w:jc w:val="left"/>
+      </w:pPr>
+      <w:r>
+        <w:rPr>
+          <w:rFonts w:ascii="Arial" w:hAnsi="Arial" w:cs="Arial"/>
+          <w:b w:val="0"/>
+          <w:color w:val="000000"/>
+          <w:sz w:val="22"/>
         </w:rPr>
         <w:t>B. II dan IV sahaja.</w:t>
       </w:r>
     </w:p>
     <w:p>
-      <w:r>
-        <w:rPr>
-          <w:b w:val="0"/>
+      <w:pPr>
+        <w:spacing w:line="276" w:lineRule="auto" w:after="120"/>
+        <w:jc w:val="left"/>
+      </w:pPr>
+      <w:r>
+        <w:rPr>
+          <w:rFonts w:ascii="Arial" w:hAnsi="Arial" w:cs="Arial"/>
+          <w:b w:val="0"/>
+          <w:color w:val="000000"/>
+          <w:sz w:val="22"/>
         </w:rPr>
         <w:t>C. I, II dan III.</w:t>
       </w:r>
     </w:p>
     <w:p>
-      <w:r>
-        <w:rPr>
-          <w:b w:val="0"/>
+      <w:pPr>
+        <w:spacing w:line="276" w:lineRule="auto" w:after="120"/>
+        <w:jc w:val="left"/>
+      </w:pPr>
+      <w:r>
+        <w:rPr>
+          <w:rFonts w:ascii="Arial" w:hAnsi="Arial" w:cs="Arial"/>
+          <w:b w:val="0"/>
+          <w:color w:val="000000"/>
+          <w:sz w:val="22"/>
         </w:rPr>
         <w:t>D. II, III dan IV.</w:t>
       </w:r>
     </w:p>
     <w:p>
-      <w:r>
-        <w:rPr>
-          <w:b w:val="0"/>
+      <w:pPr>
+        <w:spacing w:line="276" w:lineRule="auto" w:after="120"/>
+        <w:jc w:val="left"/>
+      </w:pPr>
+      <w:r>
+        <w:rPr>
+          <w:rFonts w:ascii="Arial" w:hAnsi="Arial" w:cs="Arial"/>
+          <w:b w:val="0"/>
+          <w:color w:val="000000"/>
+          <w:sz w:val="22"/>
         </w:rPr>
         <w:t>11. Mengapakah pengesahan bertulis (emel/WhatsApp) penting apabila menerima arahan editorial daripada klien antarabangsa?</w:t>
       </w:r>
     </w:p>
     <w:p>
-      <w:r>
-        <w:rPr>
-          <w:b w:val="0"/>
+      <w:pPr>
+        <w:spacing w:line="276" w:lineRule="auto" w:after="120"/>
+        <w:jc w:val="left"/>
+      </w:pPr>
+      <w:r>
+        <w:rPr>
+          <w:rFonts w:ascii="Arial" w:hAnsi="Arial" w:cs="Arial"/>
+          <w:b w:val="0"/>
+          <w:color w:val="000000"/>
+          <w:sz w:val="22"/>
         </w:rPr>
         <w:t>A. Untuk mengelakkan salah faham akibat halangan komunikasi dan perbezaan budaya/bahasa.</w:t>
       </w:r>
     </w:p>
     <w:p>
-      <w:r>
-        <w:rPr>
-          <w:b w:val="0"/>
+      <w:pPr>
+        <w:spacing w:line="276" w:lineRule="auto" w:after="120"/>
+        <w:jc w:val="left"/>
+      </w:pPr>
+      <w:r>
+        <w:rPr>
+          <w:rFonts w:ascii="Arial" w:hAnsi="Arial" w:cs="Arial"/>
+          <w:b w:val="0"/>
+          <w:color w:val="000000"/>
+          <w:sz w:val="22"/>
         </w:rPr>
         <w:t>B. Kerana klien tidak dibenarkan menelefon studio.</w:t>
       </w:r>
     </w:p>
     <w:p>
-      <w:r>
-        <w:rPr>
-          <w:b w:val="0"/>
+      <w:pPr>
+        <w:spacing w:line="276" w:lineRule="auto" w:after="120"/>
+        <w:jc w:val="left"/>
+      </w:pPr>
+      <w:r>
+        <w:rPr>
+          <w:rFonts w:ascii="Arial" w:hAnsi="Arial" w:cs="Arial"/>
+          <w:b w:val="0"/>
+          <w:color w:val="000000"/>
+          <w:sz w:val="22"/>
         </w:rPr>
         <w:t>C. Supaya editor tidak perlu bekerja lebih masa.</w:t>
       </w:r>
     </w:p>
     <w:p>
-      <w:r>
-        <w:rPr>
-          <w:b w:val="0"/>
+      <w:pPr>
+        <w:spacing w:line="276" w:lineRule="auto" w:after="120"/>
+        <w:jc w:val="left"/>
+      </w:pPr>
+      <w:r>
+        <w:rPr>
+          <w:rFonts w:ascii="Arial" w:hAnsi="Arial" w:cs="Arial"/>
+          <w:b w:val="0"/>
+          <w:color w:val="000000"/>
+          <w:sz w:val="22"/>
         </w:rPr>
         <w:t>D. Kerana ia satu-satunya cara menghantar fail besar.</w:t>
       </w:r>
     </w:p>
     <w:p>
-      <w:r>
-        <w:rPr>
-          <w:b w:val="0"/>
+      <w:pPr>
+        <w:spacing w:line="276" w:lineRule="auto" w:after="120"/>
+        <w:jc w:val="left"/>
+      </w:pPr>
+      <w:r>
+        <w:rPr>
+          <w:rFonts w:ascii="Arial" w:hAnsi="Arial" w:cs="Arial"/>
+          <w:b w:val="0"/>
+          <w:color w:val="000000"/>
+          <w:sz w:val="22"/>
         </w:rPr>
         <w:t>12. Dalam proses komunikasi (penghantar, mesej, saluran, penerima, maklum balas, konteks), memilih antara panggilan video berbanding emel ringkas untuk arahan penting merujuk kepada peringkat:</w:t>
       </w:r>
     </w:p>
     <w:p>
-      <w:r>
-        <w:rPr>
-          <w:b w:val="0"/>
+      <w:pPr>
+        <w:spacing w:line="276" w:lineRule="auto" w:after="120"/>
+        <w:jc w:val="left"/>
+      </w:pPr>
+      <w:r>
+        <w:rPr>
+          <w:rFonts w:ascii="Arial" w:hAnsi="Arial" w:cs="Arial"/>
+          <w:b w:val="0"/>
+          <w:color w:val="000000"/>
+          <w:sz w:val="22"/>
         </w:rPr>
         <w:t>A. Pengekodan (encoding).</w:t>
       </w:r>
     </w:p>
     <w:p>
-      <w:r>
-        <w:rPr>
-          <w:b w:val="0"/>
+      <w:pPr>
+        <w:spacing w:line="276" w:lineRule="auto" w:after="120"/>
+        <w:jc w:val="left"/>
+      </w:pPr>
+      <w:r>
+        <w:rPr>
+          <w:rFonts w:ascii="Arial" w:hAnsi="Arial" w:cs="Arial"/>
+          <w:b w:val="0"/>
+          <w:color w:val="000000"/>
+          <w:sz w:val="22"/>
         </w:rPr>
         <w:t>B. Saluran (channel).</w:t>
       </w:r>
     </w:p>
     <w:p>
-      <w:r>
-        <w:rPr>
-          <w:b w:val="0"/>
+      <w:pPr>
+        <w:spacing w:line="276" w:lineRule="auto" w:after="120"/>
+        <w:jc w:val="left"/>
+      </w:pPr>
+      <w:r>
+        <w:rPr>
+          <w:rFonts w:ascii="Arial" w:hAnsi="Arial" w:cs="Arial"/>
+          <w:b w:val="0"/>
+          <w:color w:val="000000"/>
+          <w:sz w:val="22"/>
         </w:rPr>
         <w:t>C. Pendekodan (decoding).</w:t>
       </w:r>
     </w:p>
     <w:p>
-      <w:r>
-        <w:rPr>
-          <w:b w:val="0"/>
+      <w:pPr>
+        <w:spacing w:line="276" w:lineRule="auto" w:after="120"/>
+        <w:jc w:val="left"/>
+      </w:pPr>
+      <w:r>
+        <w:rPr>
+          <w:rFonts w:ascii="Arial" w:hAnsi="Arial" w:cs="Arial"/>
+          <w:b w:val="0"/>
+          <w:color w:val="000000"/>
+          <w:sz w:val="22"/>
         </w:rPr>
         <w:t>D. Konteks (context).</w:t>
       </w:r>
     </w:p>
     <w:p>
-      <w:r>
-        <w:rPr>
-          <w:b w:val="0"/>
+      <w:pPr>
+        <w:spacing w:line="276" w:lineRule="auto" w:after="120"/>
+        <w:jc w:val="left"/>
+      </w:pPr>
+      <w:r>
+        <w:rPr>
+          <w:rFonts w:ascii="Arial" w:hAnsi="Arial" w:cs="Arial"/>
+          <w:b w:val="0"/>
+          <w:color w:val="000000"/>
+          <w:sz w:val="22"/>
         </w:rPr>
         <w:t>13. Producer memberitahu editor bahawa tarikh siaran ditetapkan pada hari Jumaat tanpa ruang rundingan. Ini adalah contoh tahap kuasa:</w:t>
       </w:r>
     </w:p>
     <w:p>
-      <w:r>
-        <w:rPr>
-          <w:b w:val="0"/>
+      <w:pPr>
+        <w:spacing w:line="276" w:lineRule="auto" w:after="120"/>
+        <w:jc w:val="left"/>
+      </w:pPr>
+      <w:r>
+        <w:rPr>
+          <w:rFonts w:ascii="Arial" w:hAnsi="Arial" w:cs="Arial"/>
+          <w:b w:val="0"/>
+          <w:color w:val="000000"/>
+          <w:sz w:val="22"/>
         </w:rPr>
         <w:t>A. Beritahu (Tell).</w:t>
       </w:r>
     </w:p>
     <w:p>
-      <w:r>
-        <w:rPr>
-          <w:b w:val="0"/>
+      <w:pPr>
+        <w:spacing w:line="276" w:lineRule="auto" w:after="120"/>
+        <w:jc w:val="left"/>
+      </w:pPr>
+      <w:r>
+        <w:rPr>
+          <w:rFonts w:ascii="Arial" w:hAnsi="Arial" w:cs="Arial"/>
+          <w:b w:val="0"/>
+          <w:color w:val="000000"/>
+          <w:sz w:val="22"/>
         </w:rPr>
         <w:t>B. Runding (Consult).</w:t>
       </w:r>
     </w:p>
     <w:p>
-      <w:r>
-        <w:rPr>
-          <w:b w:val="0"/>
+      <w:pPr>
+        <w:spacing w:line="276" w:lineRule="auto" w:after="120"/>
+        <w:jc w:val="left"/>
+      </w:pPr>
+      <w:r>
+        <w:rPr>
+          <w:rFonts w:ascii="Arial" w:hAnsi="Arial" w:cs="Arial"/>
+          <w:b w:val="0"/>
+          <w:color w:val="000000"/>
+          <w:sz w:val="22"/>
         </w:rPr>
         <w:t>C. Sertai (Join).</w:t>
       </w:r>
     </w:p>
     <w:p>
-      <w:r>
-        <w:rPr>
-          <w:b w:val="0"/>
+      <w:pPr>
+        <w:spacing w:line="276" w:lineRule="auto" w:after="120"/>
+        <w:jc w:val="left"/>
+      </w:pPr>
+      <w:r>
+        <w:rPr>
+          <w:rFonts w:ascii="Arial" w:hAnsi="Arial" w:cs="Arial"/>
+          <w:b w:val="0"/>
+          <w:color w:val="000000"/>
+          <w:sz w:val="22"/>
         </w:rPr>
         <w:t>D. Wakilkan (Delegate).</w:t>
       </w:r>
     </w:p>
     <w:p>
-      <w:r>
-        <w:rPr>
-          <w:b w:val="0"/>
+      <w:pPr>
+        <w:spacing w:line="276" w:lineRule="auto" w:after="120"/>
+        <w:jc w:val="left"/>
+      </w:pPr>
+      <w:r>
+        <w:rPr>
+          <w:rFonts w:ascii="Arial" w:hAnsi="Arial" w:cs="Arial"/>
+          <w:b w:val="0"/>
+          <w:color w:val="000000"/>
+          <w:sz w:val="22"/>
         </w:rPr>
         <w:t>14. Producer mewakilkan sepenuhnya kerja sound mixing kepada sound engineer tanpa campur tangan. Ini adalah tahap kuasa:</w:t>
       </w:r>
     </w:p>
     <w:p>
-      <w:r>
-        <w:rPr>
-          <w:b w:val="0"/>
+      <w:pPr>
+        <w:spacing w:line="276" w:lineRule="auto" w:after="120"/>
+        <w:jc w:val="left"/>
+      </w:pPr>
+      <w:r>
+        <w:rPr>
+          <w:rFonts w:ascii="Arial" w:hAnsi="Arial" w:cs="Arial"/>
+          <w:b w:val="0"/>
+          <w:color w:val="000000"/>
+          <w:sz w:val="22"/>
         </w:rPr>
         <w:t>A. Jual (Sell).</w:t>
       </w:r>
     </w:p>
     <w:p>
-      <w:r>
-        <w:rPr>
-          <w:b w:val="0"/>
+      <w:pPr>
+        <w:spacing w:line="276" w:lineRule="auto" w:after="120"/>
+        <w:jc w:val="left"/>
+      </w:pPr>
+      <w:r>
+        <w:rPr>
+          <w:rFonts w:ascii="Arial" w:hAnsi="Arial" w:cs="Arial"/>
+          <w:b w:val="0"/>
+          <w:color w:val="000000"/>
+          <w:sz w:val="22"/>
         </w:rPr>
         <w:t>B. Nasihat (Advise).</w:t>
       </w:r>
     </w:p>
     <w:p>
-      <w:r>
-        <w:rPr>
-          <w:b w:val="0"/>
+      <w:pPr>
+        <w:spacing w:line="276" w:lineRule="auto" w:after="120"/>
+        <w:jc w:val="left"/>
+      </w:pPr>
+      <w:r>
+        <w:rPr>
+          <w:rFonts w:ascii="Arial" w:hAnsi="Arial" w:cs="Arial"/>
+          <w:b w:val="0"/>
+          <w:color w:val="000000"/>
+          <w:sz w:val="22"/>
         </w:rPr>
         <w:t>C. Wakilkan (Delegate).</w:t>
       </w:r>
     </w:p>
     <w:p>
-      <w:r>
-        <w:rPr>
-          <w:b w:val="0"/>
+      <w:pPr>
+        <w:spacing w:line="276" w:lineRule="auto" w:after="120"/>
+        <w:jc w:val="left"/>
+      </w:pPr>
+      <w:r>
+        <w:rPr>
+          <w:rFonts w:ascii="Arial" w:hAnsi="Arial" w:cs="Arial"/>
+          <w:b w:val="0"/>
+          <w:color w:val="000000"/>
+          <w:sz w:val="22"/>
         </w:rPr>
         <w:t>D. Sahkan (Confirm).</w:t>
       </w:r>
     </w:p>
     <w:p>
-      <w:r>
-        <w:rPr>
-          <w:b w:val="0"/>
+      <w:pPr>
+        <w:spacing w:line="276" w:lineRule="auto" w:after="120"/>
+        <w:jc w:val="left"/>
+      </w:pPr>
+      <w:r>
+        <w:rPr>
+          <w:rFonts w:ascii="Arial" w:hAnsi="Arial" w:cs="Arial"/>
+          <w:b w:val="0"/>
+          <w:color w:val="000000"/>
+          <w:sz w:val="22"/>
         </w:rPr>
         <w:t>15. Mengapa tahap kuasa boleh berbeza mengikut topik dalam satu-satu projek editing yang sama?</w:t>
       </w:r>
     </w:p>
     <w:p>
-      <w:r>
-        <w:rPr>
-          <w:b w:val="0"/>
+      <w:pPr>
+        <w:spacing w:before="120" w:after="120" w:line="276" w:lineRule="auto"/>
+        <w:jc w:val="left"/>
+      </w:pPr>
+      <w:r>
+        <w:rPr>
+          <w:rFonts w:ascii="Arial" w:hAnsi="Arial" w:cs="Arial"/>
+          <w:b/>
+          <w:color w:val="000000"/>
+          <w:sz w:val="24"/>
         </w:rPr>
         <w:t>I. Kerana setiap topik memerlukan tahap kepercayaan dan risiko yang berbeza.</w:t>
       </w:r>
     </w:p>
     <w:p>
-      <w:r>
-        <w:rPr>
-          <w:b w:val="0"/>
+      <w:pPr>
+        <w:spacing w:before="120" w:after="120" w:line="276" w:lineRule="auto"/>
+        <w:jc w:val="left"/>
+      </w:pPr>
+      <w:r>
+        <w:rPr>
+          <w:rFonts w:ascii="Arial" w:hAnsi="Arial" w:cs="Arial"/>
+          <w:b/>
+          <w:color w:val="000000"/>
+          <w:sz w:val="24"/>
         </w:rPr>
         <w:t>II. Kerana Producer perlu Tell untuk tarikh siaran tetapi boleh Delegate kerja teknikal.</w:t>
       </w:r>
     </w:p>
     <w:p>
-      <w:r>
-        <w:rPr>
-          <w:b w:val="0"/>
+      <w:pPr>
+        <w:spacing w:before="120" w:after="120" w:line="276" w:lineRule="auto"/>
+        <w:jc w:val="left"/>
+      </w:pPr>
+      <w:r>
+        <w:rPr>
+          <w:rFonts w:ascii="Arial" w:hAnsi="Arial" w:cs="Arial"/>
+          <w:b/>
+          <w:color w:val="000000"/>
+          <w:sz w:val="24"/>
         </w:rPr>
         <w:t>III. Kerana pemerkasaan adalah pilihan binari sahaja.</w:t>
       </w:r>
     </w:p>
     <w:p>
-      <w:r>
-        <w:rPr>
-          <w:b w:val="0"/>
+      <w:pPr>
+        <w:spacing w:before="120" w:after="120" w:line="276" w:lineRule="auto"/>
+        <w:jc w:val="left"/>
+      </w:pPr>
+      <w:r>
+        <w:rPr>
+          <w:rFonts w:ascii="Arial" w:hAnsi="Arial" w:cs="Arial"/>
+          <w:b/>
+          <w:color w:val="000000"/>
+          <w:sz w:val="24"/>
         </w:rPr>
         <w:t>IV. Kerana pengalaman ahli pasukan berbeza-beza mengikut topik.</w:t>
       </w:r>
     </w:p>
     <w:p>
-      <w:r>
-        <w:rPr>
-          <w:b w:val="0"/>
+      <w:pPr>
+        <w:spacing w:line="276" w:lineRule="auto" w:after="120"/>
+        <w:jc w:val="left"/>
+      </w:pPr>
+      <w:r>
+        <w:rPr>
+          <w:rFonts w:ascii="Arial" w:hAnsi="Arial" w:cs="Arial"/>
+          <w:b w:val="0"/>
+          <w:color w:val="000000"/>
+          <w:sz w:val="22"/>
         </w:rPr>
         <w:t>A. I, II dan IV.</w:t>
       </w:r>
     </w:p>
     <w:p>
-      <w:r>
-        <w:rPr>
-          <w:b w:val="0"/>
+      <w:pPr>
+        <w:spacing w:line="276" w:lineRule="auto" w:after="120"/>
+        <w:jc w:val="left"/>
+      </w:pPr>
+      <w:r>
+        <w:rPr>
+          <w:rFonts w:ascii="Arial" w:hAnsi="Arial" w:cs="Arial"/>
+          <w:b w:val="0"/>
+          <w:color w:val="000000"/>
+          <w:sz w:val="22"/>
         </w:rPr>
         <w:t>B. I, II dan III.</w:t>
       </w:r>
     </w:p>
     <w:p>
-      <w:r>
-        <w:rPr>
-          <w:b w:val="0"/>
+      <w:pPr>
+        <w:spacing w:line="276" w:lineRule="auto" w:after="120"/>
+        <w:jc w:val="left"/>
+      </w:pPr>
+      <w:r>
+        <w:rPr>
+          <w:rFonts w:ascii="Arial" w:hAnsi="Arial" w:cs="Arial"/>
+          <w:b w:val="0"/>
+          <w:color w:val="000000"/>
+          <w:sz w:val="22"/>
         </w:rPr>
         <w:t>C. II, III dan IV.</w:t>
       </w:r>
     </w:p>
     <w:p>
-      <w:r>
-        <w:rPr>
-          <w:b w:val="0"/>
+      <w:pPr>
+        <w:spacing w:line="276" w:lineRule="auto" w:after="120"/>
+        <w:jc w:val="left"/>
+      </w:pPr>
+      <w:r>
+        <w:rPr>
+          <w:rFonts w:ascii="Arial" w:hAnsi="Arial" w:cs="Arial"/>
+          <w:b w:val="0"/>
+          <w:color w:val="000000"/>
+          <w:sz w:val="22"/>
         </w:rPr>
         <w:t>D. I, III dan IV.</w:t>
       </w:r>
     </w:p>
     <w:p>
-      <w:r>
-        <w:rPr>
-          <w:b w:val="0"/>
+      <w:pPr>
+        <w:spacing w:line="276" w:lineRule="auto" w:after="120"/>
+        <w:jc w:val="left"/>
+      </w:pPr>
+      <w:r>
+        <w:rPr>
+          <w:rFonts w:ascii="Arial" w:hAnsi="Arial" w:cs="Arial"/>
+          <w:b w:val="0"/>
+          <w:color w:val="000000"/>
+          <w:sz w:val="22"/>
         </w:rPr>
         <w:t>16. Editor Utama sentiasa memberi maklum balas berterusan kepada assistant editor sepanjang projek, bukan hanya semasa penilaian tahunan. Ini menggambarkan amalan:</w:t>
       </w:r>
     </w:p>
     <w:p>
-      <w:r>
-        <w:rPr>
-          <w:b w:val="0"/>
+      <w:pPr>
+        <w:spacing w:line="276" w:lineRule="auto" w:after="120"/>
+        <w:jc w:val="left"/>
+      </w:pPr>
+      <w:r>
+        <w:rPr>
+          <w:rFonts w:ascii="Arial" w:hAnsi="Arial" w:cs="Arial"/>
+          <w:b w:val="0"/>
+          <w:color w:val="000000"/>
+          <w:sz w:val="22"/>
         </w:rPr>
         <w:t>A. Fleksibiliti tidak formal.</w:t>
       </w:r>
     </w:p>
     <w:p>
-      <w:r>
-        <w:rPr>
-          <w:b w:val="0"/>
+      <w:pPr>
+        <w:spacing w:line="276" w:lineRule="auto" w:after="120"/>
+        <w:jc w:val="left"/>
+      </w:pPr>
+      <w:r>
+        <w:rPr>
+          <w:rFonts w:ascii="Arial" w:hAnsi="Arial" w:cs="Arial"/>
+          <w:b w:val="0"/>
+          <w:color w:val="000000"/>
+          <w:sz w:val="22"/>
         </w:rPr>
         <w:t>B. Tugas dan tanggungjawab pengurus dalam pengurusan prestasi.</w:t>
       </w:r>
     </w:p>
     <w:p>
-      <w:r>
-        <w:rPr>
-          <w:b w:val="0"/>
+      <w:pPr>
+        <w:spacing w:line="276" w:lineRule="auto" w:after="120"/>
+        <w:jc w:val="left"/>
+      </w:pPr>
+      <w:r>
+        <w:rPr>
+          <w:rFonts w:ascii="Arial" w:hAnsi="Arial" w:cs="Arial"/>
+          <w:b w:val="0"/>
+          <w:color w:val="000000"/>
+          <w:sz w:val="22"/>
         </w:rPr>
         <w:t>C. Tahap kuasa Delegate.</w:t>
       </w:r>
     </w:p>
     <w:p>
-      <w:r>
-        <w:rPr>
-          <w:b w:val="0"/>
+      <w:pPr>
+        <w:spacing w:line="276" w:lineRule="auto" w:after="120"/>
+        <w:jc w:val="left"/>
+      </w:pPr>
+      <w:r>
+        <w:rPr>
+          <w:rFonts w:ascii="Arial" w:hAnsi="Arial" w:cs="Arial"/>
+          <w:b w:val="0"/>
+          <w:color w:val="000000"/>
+          <w:sz w:val="22"/>
         </w:rPr>
         <w:t>D. Prosedur operasi standard (SOP).</w:t>
       </w:r>
     </w:p>
     <w:p>
-      <w:r>
-        <w:rPr>
-          <w:b w:val="0"/>
+      <w:pPr>
+        <w:spacing w:line="276" w:lineRule="auto" w:after="120"/>
+        <w:jc w:val="left"/>
+      </w:pPr>
+      <w:r>
+        <w:rPr>
+          <w:rFonts w:ascii="Arial" w:hAnsi="Arial" w:cs="Arial"/>
+          <w:b w:val="0"/>
+          <w:color w:val="000000"/>
+          <w:sz w:val="22"/>
         </w:rPr>
         <w:t>17. Apabila editor biasa bekerja solo diminta secara mendadak memimpin sesi color grading kerana colourist tetap tidak hadir, keupayaan yang paling releven ditunjukkan ialah:</w:t>
       </w:r>
     </w:p>
     <w:p>
-      <w:r>
-        <w:rPr>
-          <w:b w:val="0"/>
+      <w:pPr>
+        <w:spacing w:line="276" w:lineRule="auto" w:after="120"/>
+        <w:jc w:val="left"/>
+      </w:pPr>
+      <w:r>
+        <w:rPr>
+          <w:rFonts w:ascii="Arial" w:hAnsi="Arial" w:cs="Arial"/>
+          <w:b w:val="0"/>
+          <w:color w:val="000000"/>
+          <w:sz w:val="22"/>
         </w:rPr>
         <w:t>A. Prosedur operasi standard.</w:t>
       </w:r>
     </w:p>
     <w:p>
-      <w:r>
-        <w:rPr>
-          <w:b w:val="0"/>
+      <w:pPr>
+        <w:spacing w:line="276" w:lineRule="auto" w:after="120"/>
+        <w:jc w:val="left"/>
+      </w:pPr>
+      <w:r>
+        <w:rPr>
+          <w:rFonts w:ascii="Arial" w:hAnsi="Arial" w:cs="Arial"/>
+          <w:b w:val="0"/>
+          <w:color w:val="000000"/>
+          <w:sz w:val="22"/>
         </w:rPr>
         <w:t>B. Kesediaan mengambil tugas baharu dan fleksibiliti.</w:t>
       </w:r>
     </w:p>
     <w:p>
-      <w:r>
-        <w:rPr>
-          <w:b w:val="0"/>
+      <w:pPr>
+        <w:spacing w:line="276" w:lineRule="auto" w:after="120"/>
+        <w:jc w:val="left"/>
+      </w:pPr>
+      <w:r>
+        <w:rPr>
+          <w:rFonts w:ascii="Arial" w:hAnsi="Arial" w:cs="Arial"/>
+          <w:b w:val="0"/>
+          <w:color w:val="000000"/>
+          <w:sz w:val="22"/>
         </w:rPr>
         <w:t>C. Tahap kuasa Tell.</w:t>
       </w:r>
     </w:p>
     <w:p>
-      <w:r>
-        <w:rPr>
-          <w:b w:val="0"/>
+      <w:pPr>
+        <w:spacing w:line="276" w:lineRule="auto" w:after="120"/>
+        <w:jc w:val="left"/>
+      </w:pPr>
+      <w:r>
+        <w:rPr>
+          <w:rFonts w:ascii="Arial" w:hAnsi="Arial" w:cs="Arial"/>
+          <w:b w:val="0"/>
+          <w:color w:val="000000"/>
+          <w:sz w:val="22"/>
         </w:rPr>
         <w:t>D. Sensitiviti budaya sahaja.</w:t>
       </w:r>
     </w:p>
     <w:p>
-      <w:r>
-        <w:rPr>
-          <w:b w:val="0"/>
+      <w:pPr>
+        <w:spacing w:line="276" w:lineRule="auto" w:after="120"/>
+        <w:jc w:val="left"/>
+      </w:pPr>
+      <w:r>
+        <w:rPr>
+          <w:rFonts w:ascii="Arial" w:hAnsi="Arial" w:cs="Arial"/>
+          <w:b w:val="0"/>
+          <w:color w:val="000000"/>
+          <w:sz w:val="22"/>
         </w:rPr>
         <w:t>18. Seorang Producer studio membenarkan seorang editor kanan menetapkan sendiri waktu kerjanya secara rasmi mengikut dasar HR bertulis syarikat. Apabila editor tersebut kemudian memohon pengecualian tambahan — bekerja dari lokasi luar negara — yang tiada langsung dalam dasar bertulis, Producer membenarkannya atas budi bicara peribadi, dengan syarat tarikh siaran tetap dipatuhi. Yang manakah penilaian paling tepat tentang situasi ini?</w:t>
       </w:r>
     </w:p>
     <w:p>
-      <w:r>
-        <w:rPr>
-          <w:b w:val="0"/>
+      <w:pPr>
+        <w:spacing w:line="276" w:lineRule="auto" w:after="120"/>
+        <w:jc w:val="left"/>
+      </w:pPr>
+      <w:r>
+        <w:rPr>
+          <w:rFonts w:ascii="Arial" w:hAnsi="Arial" w:cs="Arial"/>
+          <w:b w:val="0"/>
+          <w:color w:val="000000"/>
+          <w:sz w:val="22"/>
         </w:rPr>
         <w:t>A. Kedua-dua aturan adalah fleksibiliti formal kerana kedua-duanya diluluskan oleh Producer.</w:t>
       </w:r>
     </w:p>
     <w:p>
-      <w:r>
-        <w:rPr>
-          <w:b w:val="0"/>
+      <w:pPr>
+        <w:spacing w:line="276" w:lineRule="auto" w:after="120"/>
+        <w:jc w:val="left"/>
+      </w:pPr>
+      <w:r>
+        <w:rPr>
+          <w:rFonts w:ascii="Arial" w:hAnsi="Arial" w:cs="Arial"/>
+          <w:b w:val="0"/>
+          <w:color w:val="000000"/>
+          <w:sz w:val="22"/>
         </w:rPr>
         <w:t>B. Aturan pertama ialah fleksibiliti formal (dasar HR bertulis); aturan kedua ialah fleksibiliti tidak formal (budi bicara individu di luar dasar bertulis) — Producer mengamalkan kedua-dua bentuk fleksibiliti secara berbeza mengikut had dasar rasmi.</w:t>
       </w:r>
     </w:p>
     <w:p>
-      <w:r>
-        <w:rPr>
-          <w:b w:val="0"/>
+      <w:pPr>
+        <w:spacing w:line="276" w:lineRule="auto" w:after="120"/>
+        <w:jc w:val="left"/>
+      </w:pPr>
+      <w:r>
+        <w:rPr>
+          <w:rFonts w:ascii="Arial" w:hAnsi="Arial" w:cs="Arial"/>
+          <w:b w:val="0"/>
+          <w:color w:val="000000"/>
+          <w:sz w:val="22"/>
         </w:rPr>
         <w:t>C. Kedua-dua aturan adalah fleksibiliti tidak formal kerana Producer membuat keputusan sendiri dalam kedua-dua kes.</w:t>
       </w:r>
     </w:p>
     <w:p>
-      <w:r>
-        <w:rPr>
-          <w:b w:val="0"/>
+      <w:pPr>
+        <w:spacing w:line="276" w:lineRule="auto" w:after="120"/>
+        <w:jc w:val="left"/>
+      </w:pPr>
+      <w:r>
+        <w:rPr>
+          <w:rFonts w:ascii="Arial" w:hAnsi="Arial" w:cs="Arial"/>
+          <w:b w:val="0"/>
+          <w:color w:val="000000"/>
+          <w:sz w:val="22"/>
         </w:rPr>
         <w:t>D. Situasi ini melanggar SOP dan pengecualian kedua tidak sepatutnya dibenarkan langsung.</w:t>
       </w:r>
     </w:p>
     <w:p>
-      <w:r>
-        <w:rPr>
-          <w:b w:val="0"/>
+      <w:pPr>
+        <w:spacing w:line="276" w:lineRule="auto" w:after="120"/>
+        <w:jc w:val="left"/>
+      </w:pPr>
+      <w:r>
+        <w:rPr>
+          <w:rFonts w:ascii="Arial" w:hAnsi="Arial" w:cs="Arial"/>
+          <w:b w:val="0"/>
+          <w:color w:val="000000"/>
+          <w:sz w:val="22"/>
         </w:rPr>
         <w:t>19. Seorang editor freelance menyusun semula waktu kerjanya (bekerja malam, berehat siang) untuk menampung sesi editing bersama klien di zon waktu berbeza, dengan kebenaran budi bicara Producer. Ini adalah contoh:</w:t>
       </w:r>
     </w:p>
     <w:p>
-      <w:r>
-        <w:rPr>
-          <w:b w:val="0"/>
+      <w:pPr>
+        <w:spacing w:line="276" w:lineRule="auto" w:after="120"/>
+        <w:jc w:val="left"/>
+      </w:pPr>
+      <w:r>
+        <w:rPr>
+          <w:rFonts w:ascii="Arial" w:hAnsi="Arial" w:cs="Arial"/>
+          <w:b w:val="0"/>
+          <w:color w:val="000000"/>
+          <w:sz w:val="22"/>
         </w:rPr>
         <w:t>A. Fleksibiliti formal.</w:t>
       </w:r>
     </w:p>
     <w:p>
-      <w:r>
-        <w:rPr>
-          <w:b w:val="0"/>
+      <w:pPr>
+        <w:spacing w:line="276" w:lineRule="auto" w:after="120"/>
+        <w:jc w:val="left"/>
+      </w:pPr>
+      <w:r>
+        <w:rPr>
+          <w:rFonts w:ascii="Arial" w:hAnsi="Arial" w:cs="Arial"/>
+          <w:b w:val="0"/>
+          <w:color w:val="000000"/>
+          <w:sz w:val="22"/>
         </w:rPr>
         <w:t>B. Fleksibiliti tidak formal.</w:t>
       </w:r>
     </w:p>
     <w:p>
-      <w:r>
-        <w:rPr>
-          <w:b w:val="0"/>
+      <w:pPr>
+        <w:spacing w:line="276" w:lineRule="auto" w:after="120"/>
+        <w:jc w:val="left"/>
+      </w:pPr>
+      <w:r>
+        <w:rPr>
+          <w:rFonts w:ascii="Arial" w:hAnsi="Arial" w:cs="Arial"/>
+          <w:b w:val="0"/>
+          <w:color w:val="000000"/>
+          <w:sz w:val="22"/>
         </w:rPr>
         <w:t>C. Tahap kuasa Tell.</w:t>
       </w:r>
     </w:p>
     <w:p>
-      <w:r>
-        <w:rPr>
-          <w:b w:val="0"/>
+      <w:pPr>
+        <w:spacing w:line="276" w:lineRule="auto" w:after="120"/>
+        <w:jc w:val="left"/>
+      </w:pPr>
+      <w:r>
+        <w:rPr>
+          <w:rFonts w:ascii="Arial" w:hAnsi="Arial" w:cs="Arial"/>
+          <w:b w:val="0"/>
+          <w:color w:val="000000"/>
+          <w:sz w:val="22"/>
         </w:rPr>
         <w:t>D. Pelanggaran SOP.</w:t>
       </w:r>
     </w:p>
     <w:p>
-      <w:r>
-        <w:rPr>
-          <w:b w:val="0"/>
+      <w:pPr>
+        <w:spacing w:line="276" w:lineRule="auto" w:after="120"/>
+        <w:jc w:val="left"/>
+      </w:pPr>
+      <w:r>
+        <w:rPr>
+          <w:rFonts w:ascii="Arial" w:hAnsi="Arial" w:cs="Arial"/>
+          <w:b w:val="0"/>
+          <w:color w:val="000000"/>
+          <w:sz w:val="22"/>
         </w:rPr>
         <w:t>20. Apakah maksud sebenar "menunjukkan inisiatif" apabila klien tiba-tiba menukar keperluan format penghantaran (16:9 kepada 9:16) sehari sebelum deadline?</w:t>
       </w:r>
     </w:p>
     <w:p>
-      <w:r>
-        <w:rPr>
-          <w:b w:val="0"/>
+      <w:pPr>
+        <w:spacing w:line="276" w:lineRule="auto" w:after="120"/>
+        <w:jc w:val="left"/>
+      </w:pPr>
+      <w:r>
+        <w:rPr>
+          <w:rFonts w:ascii="Arial" w:hAnsi="Arial" w:cs="Arial"/>
+          <w:b w:val="0"/>
+          <w:color w:val="000000"/>
+          <w:sz w:val="22"/>
         </w:rPr>
         <w:t>A. Menunggu arahan terperinci daripada Producer sebelum bertindak.</w:t>
       </w:r>
     </w:p>
     <w:p>
-      <w:r>
-        <w:rPr>
-          <w:b w:val="0"/>
+      <w:pPr>
+        <w:spacing w:line="276" w:lineRule="auto" w:after="120"/>
+        <w:jc w:val="left"/>
+      </w:pPr>
+      <w:r>
+        <w:rPr>
+          <w:rFonts w:ascii="Arial" w:hAnsi="Arial" w:cs="Arial"/>
+          <w:b w:val="0"/>
+          <w:color w:val="000000"/>
+          <w:sz w:val="22"/>
         </w:rPr>
         <w:t>B. Mencadangkan pendekatan penyelesaian (contohnya reframe pintar) tanpa menunggu arahan terperinci.</w:t>
       </w:r>
     </w:p>
     <w:p>
-      <w:r>
-        <w:rPr>
-          <w:b w:val="0"/>
+      <w:pPr>
+        <w:spacing w:line="276" w:lineRule="auto" w:after="120"/>
+        <w:jc w:val="left"/>
+      </w:pPr>
+      <w:r>
+        <w:rPr>
+          <w:rFonts w:ascii="Arial" w:hAnsi="Arial" w:cs="Arial"/>
+          <w:b w:val="0"/>
+          <w:color w:val="000000"/>
+          <w:sz w:val="22"/>
         </w:rPr>
         <w:t>C. Menolak permintaan kerana tidak dirancang awal.</w:t>
       </w:r>
     </w:p>
     <w:p>
-      <w:r>
-        <w:rPr>
-          <w:b w:val="0"/>
+      <w:pPr>
+        <w:spacing w:line="276" w:lineRule="auto" w:after="120"/>
+        <w:jc w:val="left"/>
+      </w:pPr>
+      <w:r>
+        <w:rPr>
+          <w:rFonts w:ascii="Arial" w:hAnsi="Arial" w:cs="Arial"/>
+          <w:b w:val="0"/>
+          <w:color w:val="000000"/>
+          <w:sz w:val="22"/>
         </w:rPr>
         <w:t>D. Memaklumkan klien bahawa perubahan tidak boleh dibuat.</w:t>
       </w:r>
     </w:p>
     <w:p>
-      <w:r>
-        <w:rPr>
-          <w:b w:val="0"/>
+      <w:pPr>
+        <w:spacing w:line="276" w:lineRule="auto" w:after="120"/>
+        <w:jc w:val="left"/>
+      </w:pPr>
+      <w:r>
+        <w:rPr>
+          <w:rFonts w:ascii="Arial" w:hAnsi="Arial" w:cs="Arial"/>
+          <w:b w:val="0"/>
+          <w:color w:val="000000"/>
+          <w:sz w:val="22"/>
         </w:rPr>
         <w:t>##</w:t>
       </w:r>
@@ -2406,9 +3202,9 @@
           <w:between w:space="0" w:sz="0" w:val="nil"/>
         </w:pBdr>
         <w:shd w:fill="auto" w:val="clear"/>
-        <w:spacing w:after="0" w:before="0" w:line="240" w:lineRule="auto"/>
+        <w:spacing w:after="120" w:before="120" w:line="276" w:lineRule="auto"/>
         <w:ind w:left="0" w:right="3741.7205810546875" w:firstLine="0"/>
-        <w:jc w:val="right"/>
+        <w:jc w:val="left"/>
         <w:rPr>
           <w:rFonts w:ascii="Arial" w:cs="Arial" w:eastAsia="Arial" w:hAnsi="Arial"/>
           <w:b w:val="1"/>
@@ -2426,7 +3222,7 @@
       <w:r>
         <w:rPr>
           <w:rFonts w:ascii="Arial" w:cs="Arial" w:eastAsia="Arial" w:hAnsi="Arial"/>
-          <w:b w:val="1"/>
+          <w:b/>
           <w:i w:val="0"/>
           <w:smallCaps w:val="0"/>
           <w:strike w:val="0"/>
@@ -2443,7 +3239,7 @@
       <w:r>
         <w:rPr>
           <w:rFonts w:ascii="Arial" w:cs="Arial" w:eastAsia="Arial" w:hAnsi="Arial"/>
-          <w:b w:val="1"/>
+          <w:b/>
           <w:i w:val="0"/>
           <w:smallCaps w:val="0"/>
           <w:strike w:val="0"/>
@@ -2459,102 +3255,282 @@
       </w:r>
     </w:p>
     <w:p>
-      <w:r>
+      <w:pPr>
+        <w:spacing w:line="276" w:lineRule="auto" w:after="120"/>
+        <w:jc w:val="left"/>
+      </w:pPr>
+      <w:r>
+        <w:rPr>
+          <w:rFonts w:ascii="Arial" w:hAnsi="Arial" w:cs="Arial"/>
+          <w:color w:val="000000"/>
+          <w:sz w:val="22"/>
+        </w:rPr>
         <w:t>1 B   (KP-3.1, Bab 1 (Custom and Culture))</w:t>
       </w:r>
     </w:p>
     <w:p>
-      <w:r>
+      <w:pPr>
+        <w:spacing w:line="276" w:lineRule="auto" w:after="120"/>
+        <w:jc w:val="left"/>
+      </w:pPr>
+      <w:r>
+        <w:rPr>
+          <w:rFonts w:ascii="Arial" w:hAnsi="Arial" w:cs="Arial"/>
+          <w:color w:val="000000"/>
+          <w:sz w:val="22"/>
+        </w:rPr>
         <w:t>2 B   (KP-3.1, Bab 2 (Religion/Beliefs))</w:t>
       </w:r>
     </w:p>
     <w:p>
-      <w:r>
+      <w:pPr>
+        <w:spacing w:line="276" w:lineRule="auto" w:after="120"/>
+        <w:jc w:val="left"/>
+      </w:pPr>
+      <w:r>
+        <w:rPr>
+          <w:rFonts w:ascii="Arial" w:hAnsi="Arial" w:cs="Arial"/>
+          <w:color w:val="000000"/>
+          <w:sz w:val="22"/>
+        </w:rPr>
         <w:t>3 B   (KP-3.1, Bab 1 (Workplace Culture 1.4))</w:t>
       </w:r>
     </w:p>
     <w:p>
-      <w:r>
+      <w:pPr>
+        <w:spacing w:line="276" w:lineRule="auto" w:after="120"/>
+        <w:jc w:val="left"/>
+      </w:pPr>
+      <w:r>
+        <w:rPr>
+          <w:rFonts w:ascii="Arial" w:hAnsi="Arial" w:cs="Arial"/>
+          <w:color w:val="000000"/>
+          <w:sz w:val="22"/>
+        </w:rPr>
         <w:t>4 C   (KP-3.1, Bab 3 (Sensitivity Issues))</w:t>
       </w:r>
     </w:p>
     <w:p>
-      <w:r>
+      <w:pPr>
+        <w:spacing w:line="276" w:lineRule="auto" w:after="120"/>
+        <w:jc w:val="left"/>
+      </w:pPr>
+      <w:r>
+        <w:rPr>
+          <w:rFonts w:ascii="Arial" w:hAnsi="Arial" w:cs="Arial"/>
+          <w:color w:val="000000"/>
+          <w:sz w:val="22"/>
+        </w:rPr>
         <w:t>5 C   (KP-3.1, Bab 6 (Communication Skills 6.1))</w:t>
       </w:r>
     </w:p>
     <w:p>
-      <w:r>
+      <w:pPr>
+        <w:spacing w:line="276" w:lineRule="auto" w:after="120"/>
+        <w:jc w:val="left"/>
+      </w:pPr>
+      <w:r>
+        <w:rPr>
+          <w:rFonts w:ascii="Arial" w:hAnsi="Arial" w:cs="Arial"/>
+          <w:color w:val="000000"/>
+          <w:sz w:val="22"/>
+        </w:rPr>
         <w:t>6 A   (KP-3.1, Bab 6 (Communication Skills 6.2–6.4))</w:t>
       </w:r>
     </w:p>
     <w:p>
-      <w:r>
+      <w:pPr>
+        <w:spacing w:line="276" w:lineRule="auto" w:after="120"/>
+        <w:jc w:val="left"/>
+      </w:pPr>
+      <w:r>
+        <w:rPr>
+          <w:rFonts w:ascii="Arial" w:hAnsi="Arial" w:cs="Arial"/>
+          <w:color w:val="000000"/>
+          <w:sz w:val="22"/>
+        </w:rPr>
         <w:t>7 B   (KP-3.2, Bab 2 (Response Procedures 2.1))</w:t>
       </w:r>
     </w:p>
     <w:p>
-      <w:r>
+      <w:pPr>
+        <w:spacing w:line="276" w:lineRule="auto" w:after="120"/>
+        <w:jc w:val="left"/>
+      </w:pPr>
+      <w:r>
+        <w:rPr>
+          <w:rFonts w:ascii="Arial" w:hAnsi="Arial" w:cs="Arial"/>
+          <w:color w:val="000000"/>
+          <w:sz w:val="22"/>
+        </w:rPr>
         <w:t>8 B   (KP-3.2, Bab 1 (SOPs 1.1–1.2))</w:t>
       </w:r>
     </w:p>
     <w:p>
-      <w:r>
+      <w:pPr>
+        <w:spacing w:line="276" w:lineRule="auto" w:after="120"/>
+        <w:jc w:val="left"/>
+      </w:pPr>
+      <w:r>
+        <w:rPr>
+          <w:rFonts w:ascii="Arial" w:hAnsi="Arial" w:cs="Arial"/>
+          <w:color w:val="000000"/>
+          <w:sz w:val="22"/>
+        </w:rPr>
         <w:t>9 B   (KP-3.2, Bab 2 (What is a Problem, 2.4))</w:t>
       </w:r>
     </w:p>
     <w:p>
-      <w:r>
+      <w:pPr>
+        <w:spacing w:line="276" w:lineRule="auto" w:after="120"/>
+        <w:jc w:val="left"/>
+      </w:pPr>
+      <w:r>
+        <w:rPr>
+          <w:rFonts w:ascii="Arial" w:hAnsi="Arial" w:cs="Arial"/>
+          <w:color w:val="000000"/>
+          <w:sz w:val="22"/>
+        </w:rPr>
         <w:t>10 A   (KP-3.2, Bab 2 (Problem Solving Stages 2.5))</w:t>
       </w:r>
     </w:p>
     <w:p>
-      <w:r>
+      <w:pPr>
+        <w:spacing w:line="276" w:lineRule="auto" w:after="120"/>
+        <w:jc w:val="left"/>
+      </w:pPr>
+      <w:r>
+        <w:rPr>
+          <w:rFonts w:ascii="Arial" w:hAnsi="Arial" w:cs="Arial"/>
+          <w:color w:val="000000"/>
+          <w:sz w:val="22"/>
+        </w:rPr>
         <w:t>11 A   (KP-3.2, Bab 3 (Communication Skills 3.2))</w:t>
       </w:r>
     </w:p>
     <w:p>
-      <w:r>
+      <w:pPr>
+        <w:spacing w:line="276" w:lineRule="auto" w:after="120"/>
+        <w:jc w:val="left"/>
+      </w:pPr>
+      <w:r>
+        <w:rPr>
+          <w:rFonts w:ascii="Arial" w:hAnsi="Arial" w:cs="Arial"/>
+          <w:color w:val="000000"/>
+          <w:sz w:val="22"/>
+        </w:rPr>
         <w:t>12 B   (KP-3.2, Bab 3 (Communication Skills 3.1 iv))</w:t>
       </w:r>
     </w:p>
     <w:p>
-      <w:r>
+      <w:pPr>
+        <w:spacing w:line="276" w:lineRule="auto" w:after="120"/>
+        <w:jc w:val="left"/>
+      </w:pPr>
+      <w:r>
+        <w:rPr>
+          <w:rFonts w:ascii="Arial" w:hAnsi="Arial" w:cs="Arial"/>
+          <w:color w:val="000000"/>
+          <w:sz w:val="22"/>
+        </w:rPr>
         <w:t>13 A   (KP-3.2, Bab 4 (Authority Level 4.1))</w:t>
       </w:r>
     </w:p>
     <w:p>
-      <w:r>
+      <w:pPr>
+        <w:spacing w:line="276" w:lineRule="auto" w:after="120"/>
+        <w:jc w:val="left"/>
+      </w:pPr>
+      <w:r>
+        <w:rPr>
+          <w:rFonts w:ascii="Arial" w:hAnsi="Arial" w:cs="Arial"/>
+          <w:color w:val="000000"/>
+          <w:sz w:val="22"/>
+        </w:rPr>
         <w:t>14 C   (KP-3.2, Bab 4 (Authority Level 4.7))</w:t>
       </w:r>
     </w:p>
     <w:p>
-      <w:r>
+      <w:pPr>
+        <w:spacing w:line="276" w:lineRule="auto" w:after="120"/>
+        <w:jc w:val="left"/>
+      </w:pPr>
+      <w:r>
+        <w:rPr>
+          <w:rFonts w:ascii="Arial" w:hAnsi="Arial" w:cs="Arial"/>
+          <w:color w:val="000000"/>
+          <w:sz w:val="22"/>
+        </w:rPr>
         <w:t>15 A   (KP-3.2, Bab 4 (Authority Level, penutup))</w:t>
       </w:r>
     </w:p>
     <w:p>
-      <w:r>
+      <w:pPr>
+        <w:spacing w:line="276" w:lineRule="auto" w:after="120"/>
+        <w:jc w:val="left"/>
+      </w:pPr>
+      <w:r>
+        <w:rPr>
+          <w:rFonts w:ascii="Arial" w:hAnsi="Arial" w:cs="Arial"/>
+          <w:color w:val="000000"/>
+          <w:sz w:val="22"/>
+        </w:rPr>
         <w:t>16 B   (KP-3.3, Bab 1 (Leadership Tasks 1.1–1.3))</w:t>
       </w:r>
     </w:p>
     <w:p>
-      <w:r>
+      <w:pPr>
+        <w:spacing w:line="276" w:lineRule="auto" w:after="120"/>
+        <w:jc w:val="left"/>
+      </w:pPr>
+      <w:r>
+        <w:rPr>
+          <w:rFonts w:ascii="Arial" w:hAnsi="Arial" w:cs="Arial"/>
+          <w:color w:val="000000"/>
+          <w:sz w:val="22"/>
+        </w:rPr>
         <w:t>17 B   (KP-3.3, Bab 3 (Willingness to Take New Task))</w:t>
       </w:r>
     </w:p>
     <w:p>
-      <w:r>
+      <w:pPr>
+        <w:spacing w:line="276" w:lineRule="auto" w:after="120"/>
+        <w:jc w:val="left"/>
+      </w:pPr>
+      <w:r>
+        <w:rPr>
+          <w:rFonts w:ascii="Arial" w:hAnsi="Arial" w:cs="Arial"/>
+          <w:color w:val="000000"/>
+          <w:sz w:val="22"/>
+        </w:rPr>
         <w:t>18 B   (KP-3.3, Bab 4 (Flexibility 4.1 Formal / 4.2 Informal))</w:t>
       </w:r>
     </w:p>
     <w:p>
-      <w:r>
+      <w:pPr>
+        <w:spacing w:line="276" w:lineRule="auto" w:after="120"/>
+        <w:jc w:val="left"/>
+      </w:pPr>
+      <w:r>
+        <w:rPr>
+          <w:rFonts w:ascii="Arial" w:hAnsi="Arial" w:cs="Arial"/>
+          <w:color w:val="000000"/>
+          <w:sz w:val="22"/>
+        </w:rPr>
         <w:t>19 B   (KP-3.3, Bab 4 (Flexibility 4.2 Informal))</w:t>
       </w:r>
     </w:p>
     <w:p>
-      <w:r>
+      <w:pPr>
+        <w:spacing w:line="276" w:lineRule="auto" w:after="120"/>
+        <w:jc w:val="left"/>
+      </w:pPr>
+      <w:r>
+        <w:rPr>
+          <w:rFonts w:ascii="Arial" w:hAnsi="Arial" w:cs="Arial"/>
+          <w:color w:val="000000"/>
+          <w:sz w:val="22"/>
+        </w:rPr>
         <w:t>20 B   (KP-3.3, Bab 2 (Tasking Identified 2.4–2.5))</w:t>
       </w:r>
     </w:p>
